--- a/docs/internal-test/装修服务内测-角色-组织者.docx
+++ b/docs/internal-test/装修服务内测-角色-组织者.docx
@@ -169,6 +169,119 @@
     </w:p>
     <w:p>
       <w:pPr>
+        <w:spacing w:before="0" w:after="160" w:line="298" w:lineRule="auto"/>
+      </w:pPr>
+      <w:r>
+        <w:rPr>
+          <w:rFonts w:ascii="Calibri" w:hAnsi="Calibri" w:eastAsia="Microsoft YaHei"/>
+          <w:b w:val="0"/>
+          <w:color w:val="1F2A26"/>
+          <w:sz w:val="22"/>
+        </w:rPr>
+      </w:r>
+      <w:r>
+        <w:rPr>
+          <w:rFonts w:ascii="Calibri" w:hAnsi="Calibri" w:eastAsia="Microsoft YaHei"/>
+          <w:b/>
+          <w:color w:val="1F2A26"/>
+          <w:sz w:val="22"/>
+        </w:rPr>
+        <w:t>每一轮闭环开始前</w:t>
+      </w:r>
+      <w:r>
+        <w:rPr>
+          <w:rFonts w:ascii="Calibri" w:hAnsi="Calibri" w:eastAsia="Microsoft YaHei"/>
+          <w:b w:val="0"/>
+          <w:color w:val="1F2A26"/>
+          <w:sz w:val="22"/>
+        </w:rPr>
+        <w:t>（两档，按需要选一）：</w:t>
+      </w:r>
+    </w:p>
+    <w:p>
+      <w:pPr>
+        <w:spacing w:before="40" w:after="100" w:line="288" w:lineRule="auto"/>
+        <w:ind w:left="312"/>
+      </w:pPr>
+      <w:r>
+        <w:rPr>
+          <w:rFonts w:ascii="Calibri" w:hAnsi="Calibri" w:eastAsia="Microsoft YaHei"/>
+          <w:b/>
+          <w:color w:val="1F8A5B"/>
+          <w:sz w:val="22"/>
+        </w:rPr>
+        <w:t xml:space="preserve">1.  </w:t>
+      </w:r>
+      <w:r>
+        <w:rPr>
+          <w:rFonts w:ascii="Calibri" w:hAnsi="Calibri" w:eastAsia="Microsoft YaHei"/>
+          <w:b w:val="0"/>
+          <w:color w:val="1F2A26"/>
+          <w:sz w:val="22"/>
+        </w:rPr>
+      </w:r>
+      <w:r>
+        <w:rPr>
+          <w:rFonts w:ascii="Calibri" w:hAnsi="Calibri" w:eastAsia="Microsoft YaHei"/>
+          <w:b/>
+          <w:color w:val="1F2A26"/>
+          <w:sz w:val="22"/>
+        </w:rPr>
+        <w:t>清空并重跑入驻</w:t>
+      </w:r>
+      <w:r>
+        <w:rPr>
+          <w:rFonts w:ascii="Calibri" w:hAnsi="Calibri" w:eastAsia="Microsoft YaHei"/>
+          <w:b w:val="0"/>
+          <w:color w:val="1F2A26"/>
+          <w:sz w:val="22"/>
+        </w:rPr>
+        <w:t>（常用）：负责人在后台「推荐网络运营」→「清空当前企业测试数据」预览并确认企业全名后执行「清空并重跑入驻」；仅保留企业壳与负责人登录账号。然后从「入驻码」重新发放员工/推荐人入驻码，再让小美/阿强/老周入驻。不要带着上一轮的员工、码和规则硬跑。</w:t>
+      </w:r>
+    </w:p>
+    <w:p>
+      <w:pPr>
+        <w:spacing w:before="40" w:after="100" w:line="288" w:lineRule="auto"/>
+        <w:ind w:left="312"/>
+      </w:pPr>
+      <w:r>
+        <w:rPr>
+          <w:rFonts w:ascii="Calibri" w:hAnsi="Calibri" w:eastAsia="Microsoft YaHei"/>
+          <w:b/>
+          <w:color w:val="1F8A5B"/>
+          <w:sz w:val="22"/>
+        </w:rPr>
+        <w:t xml:space="preserve">2.  </w:t>
+      </w:r>
+      <w:r>
+        <w:rPr>
+          <w:rFonts w:ascii="Calibri" w:hAnsi="Calibri" w:eastAsia="Microsoft YaHei"/>
+          <w:b w:val="0"/>
+          <w:color w:val="1F2A26"/>
+          <w:sz w:val="22"/>
+        </w:rPr>
+      </w:r>
+      <w:r>
+        <w:rPr>
+          <w:rFonts w:ascii="Calibri" w:hAnsi="Calibri" w:eastAsia="Microsoft YaHei"/>
+          <w:b/>
+          <w:color w:val="1F2A26"/>
+          <w:sz w:val="22"/>
+        </w:rPr>
+        <w:t>删除整家企业（含企业壳）</w:t>
+      </w:r>
+      <w:r>
+        <w:rPr>
+          <w:rFonts w:ascii="Calibri" w:hAnsi="Calibri" w:eastAsia="Microsoft YaHei"/>
+          <w:b w:val="0"/>
+          <w:color w:val="1F2A26"/>
+          <w:sz w:val="22"/>
+        </w:rPr>
+        <w:t>（整企作废）：同一卡片第二按钮；确认企业全名后会删除企业壳与全部员工账号（含负责人）。执行后负责人会话失效，需重新开户/建企，不能再凭原账号进本企业后台。平台管理员会回到企业列表。不删对象存储文件，也不影响其他企业。</w:t>
+      </w:r>
+    </w:p>
+    <w:p>
+      <w:pPr>
         <w:spacing w:before="40" w:after="100" w:line="288" w:lineRule="auto"/>
         <w:ind w:left="312"/>
       </w:pPr>
@@ -212,7 +325,7 @@
           <w:color w:val="1F2A26"/>
           <w:sz w:val="22"/>
         </w:rPr>
-        <w:t>张总开张前清单（20 分钟）</w:t>
+        <w:t>（若非首轮）清空当前企业测试数据或整企删除后重建，再发入驻码（10 分钟）</w:t>
       </w:r>
     </w:p>
     <w:p>
@@ -236,7 +349,7 @@
           <w:color w:val="1F2A26"/>
           <w:sz w:val="22"/>
         </w:rPr>
-        <w:t>入职：小美、阿强、老周（15 分钟）</w:t>
+        <w:t>张总开张前清单（20 分钟）</w:t>
       </w:r>
     </w:p>
     <w:p>
@@ -260,7 +373,7 @@
           <w:color w:val="1F2A26"/>
           <w:sz w:val="22"/>
         </w:rPr>
-        <w:t>路线 A：李女士从领取到签单（60–90 分钟）</w:t>
+        <w:t>入职：小美、阿强、老周（15 分钟）</w:t>
       </w:r>
     </w:p>
     <w:p>
@@ -284,7 +397,31 @@
           <w:color w:val="1F2A26"/>
           <w:sz w:val="22"/>
         </w:rPr>
-        <w:t>路线 B：王先生活动码到签单（40 分钟）</w:t>
+        <w:t>路线 A：李女士从领取到签单（60–90 分钟）</w:t>
+      </w:r>
+    </w:p>
+    <w:p>
+      <w:pPr>
+        <w:spacing w:before="20" w:after="80" w:line="288" w:lineRule="auto"/>
+        <w:ind w:left="312"/>
+      </w:pPr>
+      <w:r>
+        <w:rPr>
+          <w:rFonts w:ascii="Calibri" w:hAnsi="Calibri" w:eastAsia="Microsoft YaHei"/>
+          <w:b w:val="0"/>
+          <w:color w:val="5B6B65"/>
+          <w:sz w:val="22"/>
+        </w:rPr>
+        <w:t xml:space="preserve">•  </w:t>
+      </w:r>
+      <w:r>
+        <w:rPr>
+          <w:rFonts w:ascii="Calibri" w:hAnsi="Calibri" w:eastAsia="Microsoft YaHei"/>
+          <w:b w:val="0"/>
+          <w:color w:val="1F2A26"/>
+          <w:sz w:val="22"/>
+        </w:rPr>
+        <w:t>阿强上门量房前，把 `装修服务内测-操作-测距仪与量房.docx` 发给他（或当面对照）；测距仪须已分配到本公司</w:t>
       </w:r>
     </w:p>
     <w:p>
@@ -308,7 +445,7 @@
           <w:color w:val="1F2A26"/>
           <w:sz w:val="22"/>
         </w:rPr>
-        <w:t>过期再约（30 分钟；可先把时长改短）</w:t>
+        <w:t>路线 B：王先生活动码到签单（40 分钟）</w:t>
       </w:r>
     </w:p>
     <w:p>
@@ -332,7 +469,7 @@
           <w:color w:val="1F2A26"/>
           <w:sz w:val="22"/>
         </w:rPr>
-        <w:t>缺人待派 + 重试（20 分钟）</w:t>
+        <w:t>过期再约（30 分钟；可先把时长改短）</w:t>
       </w:r>
     </w:p>
     <w:p>
@@ -356,7 +493,7 @@
           <w:color w:val="1F2A26"/>
           <w:sz w:val="22"/>
         </w:rPr>
-        <w:t>各角色说明书里的「故意试一下」（30 分钟）</w:t>
+        <w:t>缺人待派 + 重试（20 分钟）</w:t>
       </w:r>
     </w:p>
     <w:p>
@@ -380,7 +517,31 @@
           <w:color w:val="1F2A26"/>
           <w:sz w:val="22"/>
         </w:rPr>
-        <w:t>介绍人停用旧码、提成点已付（15 分钟）</w:t>
+        <w:t>各角色说明书里的「故意试一下」（30 分钟）；量房专项勾选见操作手册第 6 节</w:t>
+      </w:r>
+    </w:p>
+    <w:p>
+      <w:pPr>
+        <w:spacing w:before="40" w:after="100" w:line="288" w:lineRule="auto"/>
+        <w:ind w:left="312"/>
+      </w:pPr>
+      <w:r>
+        <w:rPr>
+          <w:rFonts w:ascii="Calibri" w:hAnsi="Calibri" w:eastAsia="Microsoft YaHei"/>
+          <w:b/>
+          <w:color w:val="1F8A5B"/>
+          <w:sz w:val="22"/>
+        </w:rPr>
+        <w:t xml:space="preserve">10.  </w:t>
+      </w:r>
+      <w:r>
+        <w:rPr>
+          <w:rFonts w:ascii="Calibri" w:hAnsi="Calibri" w:eastAsia="Microsoft YaHei"/>
+          <w:b w:val="0"/>
+          <w:color w:val="1F2A26"/>
+          <w:sz w:val="22"/>
+        </w:rPr>
+        <w:t>推广人停用旧码、提成点已付（15 分钟）</w:t>
       </w:r>
     </w:p>
     <w:p>
@@ -805,6 +966,74 @@
                 <w:color w:val="1F2A26"/>
                 <w:sz w:val="20"/>
               </w:rPr>
+              <w:t>`操作-测距仪与量房.md`</w:t>
+            </w:r>
+          </w:p>
+        </w:tc>
+        <w:tc>
+          <w:tcPr>
+            <w:tcW w:type="dxa" w:w="4819"/>
+            <w:shd w:val="clear" w:color="auto" w:fill="FFFFFF"/>
+            <w:tcMar>
+              <w:top w:w="70" w:type="dxa"/>
+              <w:left w:w="90" w:type="dxa"/>
+              <w:bottom w:w="70" w:type="dxa"/>
+              <w:right w:w="90" w:type="dxa"/>
+            </w:tcMar>
+            <w:tcBorders>
+              <w:top w:val="single" w:sz="4" w:space="0" w:color="C5D5CC"/>
+              <w:left w:val="single" w:sz="4" w:space="0" w:color="C5D5CC"/>
+              <w:bottom w:val="single" w:sz="4" w:space="0" w:color="C5D5CC"/>
+              <w:right w:val="single" w:sz="4" w:space="0" w:color="C5D5CC"/>
+            </w:tcBorders>
+          </w:tcPr>
+          <w:p>
+            <w:pPr>
+              <w:spacing w:before="0" w:after="0" w:line="276" w:lineRule="auto"/>
+            </w:pPr>
+            <w:r/>
+            <w:r>
+              <w:rPr>
+                <w:rFonts w:ascii="Calibri" w:hAnsi="Calibri" w:eastAsia="Microsoft YaHei"/>
+                <w:b w:val="0"/>
+                <w:color w:val="1F2A26"/>
+                <w:sz w:val="20"/>
+              </w:rPr>
+              <w:t>测距仪连接 + 量房编辑器逐步操作（可单独发 Word）</w:t>
+            </w:r>
+          </w:p>
+        </w:tc>
+      </w:tr>
+      <w:tr>
+        <w:tc>
+          <w:tcPr>
+            <w:tcW w:type="dxa" w:w="4819"/>
+            <w:shd w:val="clear" w:color="auto" w:fill="F4FAF6"/>
+            <w:tcMar>
+              <w:top w:w="70" w:type="dxa"/>
+              <w:left w:w="90" w:type="dxa"/>
+              <w:bottom w:w="70" w:type="dxa"/>
+              <w:right w:w="90" w:type="dxa"/>
+            </w:tcMar>
+            <w:tcBorders>
+              <w:top w:val="single" w:sz="4" w:space="0" w:color="C5D5CC"/>
+              <w:left w:val="single" w:sz="4" w:space="0" w:color="C5D5CC"/>
+              <w:bottom w:val="single" w:sz="4" w:space="0" w:color="C5D5CC"/>
+              <w:right w:val="single" w:sz="4" w:space="0" w:color="C5D5CC"/>
+            </w:tcBorders>
+          </w:tcPr>
+          <w:p>
+            <w:pPr>
+              <w:spacing w:before="0" w:after="0" w:line="276" w:lineRule="auto"/>
+            </w:pPr>
+            <w:r/>
+            <w:r>
+              <w:rPr>
+                <w:rFonts w:ascii="Calibri" w:hAnsi="Calibri" w:eastAsia="Microsoft YaHei"/>
+                <w:b w:val="0"/>
+                <w:color w:val="1F2A26"/>
+                <w:sz w:val="20"/>
+              </w:rPr>
               <w:t>`assets/workflow-*.png`</w:t>
             </w:r>
           </w:p>
@@ -812,7 +1041,7 @@
         <w:tc>
           <w:tcPr>
             <w:tcW w:type="dxa" w:w="4819"/>
-            <w:shd w:val="clear" w:color="auto" w:fill="FFFFFF"/>
+            <w:shd w:val="clear" w:color="auto" w:fill="F4FAF6"/>
             <w:tcMar>
               <w:top w:w="70" w:type="dxa"/>
               <w:left w:w="90" w:type="dxa"/>
@@ -847,7 +1076,7 @@
         <w:tc>
           <w:tcPr>
             <w:tcW w:type="dxa" w:w="4819"/>
-            <w:shd w:val="clear" w:color="auto" w:fill="F4FAF6"/>
+            <w:shd w:val="clear" w:color="auto" w:fill="FFFFFF"/>
             <w:tcMar>
               <w:top w:w="70" w:type="dxa"/>
               <w:left w:w="90" w:type="dxa"/>
@@ -880,7 +1109,7 @@
         <w:tc>
           <w:tcPr>
             <w:tcW w:type="dxa" w:w="4819"/>
-            <w:shd w:val="clear" w:color="auto" w:fill="F4FAF6"/>
+            <w:shd w:val="clear" w:color="auto" w:fill="FFFFFF"/>
             <w:tcMar>
               <w:top w:w="70" w:type="dxa"/>
               <w:left w:w="90" w:type="dxa"/>
